--- a/BRISAS/EXPENSAS/2026/JUNIO/Informe del mes de Junio 2026.docx
+++ b/BRISAS/EXPENSAS/2026/JUNIO/Informe del mes de Junio 2026.docx
@@ -1,6 +1,6 @@
 
 <file path=word/document.xml><?xml version="1.0" encoding="utf-8"?>
-<w:document xmlns:wpc="http://schemas.microsoft.com/office/word/2010/wordprocessingCanvas" xmlns:cx="http://schemas.microsoft.com/office/drawing/2014/chartex" xmlns:cx1="http://schemas.microsoft.com/office/drawing/2015/9/8/chartex" xmlns:cx2="http://schemas.microsoft.com/office/drawing/2015/10/21/chartex" xmlns:cx3="http://schemas.microsoft.com/office/drawing/2016/5/9/chartex" xmlns:cx4="http://schemas.microsoft.com/office/drawing/2016/5/10/chartex" xmlns:cx5="http://schemas.microsoft.com/office/drawing/2016/5/11/chartex" xmlns:cx6="http://schemas.microsoft.com/office/drawing/2016/5/12/chartex" xmlns:cx7="http://schemas.microsoft.com/office/drawing/2016/5/13/chartex" xmlns:cx8="http://schemas.microsoft.com/office/drawing/2016/5/14/chartex" xmlns:mc="http://schemas.openxmlformats.org/markup-compatibility/2006" xmlns:aink="http://schemas.microsoft.com/office/drawing/2016/ink" xmlns:am3d="http://schemas.microsoft.com/office/drawing/2017/model3d" xmlns:o="urn:schemas-microsoft-com:office:office" xmlns:oel="http://schemas.microsoft.com/office/2019/extlst" xmlns:r="http://schemas.openxmlformats.org/officeDocument/2006/relationships" xmlns:m="http://schemas.openxmlformats.org/officeDocument/2006/math" xmlns:v="urn:schemas-microsoft-com:vml" xmlns:wp14="http://schemas.microsoft.com/office/word/2010/wordprocessingDrawing" xmlns:wp="http://schemas.openxmlformats.org/drawingml/2006/wordprocessingDrawing" xmlns:w10="urn:schemas-microsoft-com:office:word" xmlns:w="http://schemas.openxmlformats.org/wordprocessingml/2006/main" xmlns:w14="http://schemas.microsoft.com/office/word/2010/wordml" xmlns:w15="http://schemas.microsoft.com/office/word/2012/wordml" xmlns:w16cex="http://schemas.microsoft.com/office/word/2018/wordml/cex" xmlns:w16cid="http://schemas.microsoft.com/office/word/2016/wordml/cid" xmlns:w16="http://schemas.microsoft.com/office/word/2018/wordml" xmlns:w16du="http://schemas.microsoft.com/office/word/2023/wordml/word16du" xmlns:w16sdtdh="http://schemas.microsoft.com/office/word/2020/wordml/sdtdatahash" xmlns:w16sdtfl="http://schemas.microsoft.com/office/word/2024/wordml/sdtformatlock" xmlns:w16se="http://schemas.microsoft.com/office/word/2015/wordml/symex" xmlns:wpg="http://schemas.microsoft.com/office/word/2010/wordprocessingGroup" xmlns:wpi="http://schemas.microsoft.com/office/word/2010/wordprocessingInk" xmlns:wne="http://schemas.microsoft.com/office/word/2006/wordml" xmlns:wps="http://schemas.microsoft.com/office/word/2010/wordprocessingShape" mc:Ignorable="w14 w15 w16se w16cid w16 w16cex w16sdtdh w16sdtfl w16du wp14">
+<w:document xmlns:wpc="http://schemas.microsoft.com/office/word/2010/wordprocessingCanvas" xmlns:cx="http://schemas.microsoft.com/office/drawing/2014/chartex" xmlns:cx1="http://schemas.microsoft.com/office/drawing/2015/9/8/chartex" xmlns:cx2="http://schemas.microsoft.com/office/drawing/2015/10/21/chartex" xmlns:cx3="http://schemas.microsoft.com/office/drawing/2016/5/9/chartex" xmlns:cx4="http://schemas.microsoft.com/office/drawing/2016/5/10/chartex" xmlns:cx5="http://schemas.microsoft.com/office/drawing/2016/5/11/chartex" xmlns:cx6="http://schemas.microsoft.com/office/drawing/2016/5/12/chartex" xmlns:cx7="http://schemas.microsoft.com/office/drawing/2016/5/13/chartex" xmlns:cx8="http://schemas.microsoft.com/office/drawing/2016/5/14/chartex" xmlns:mc="http://schemas.openxmlformats.org/markup-compatibility/2006" xmlns:aink="http://schemas.microsoft.com/office/drawing/2016/ink" xmlns:am3d="http://schemas.microsoft.com/office/drawing/2017/model3d" xmlns:o="urn:schemas-microsoft-com:office:office" xmlns:r="http://schemas.openxmlformats.org/officeDocument/2006/relationships" xmlns:m="http://schemas.openxmlformats.org/officeDocument/2006/math" xmlns:v="urn:schemas-microsoft-com:vml" xmlns:wp14="http://schemas.microsoft.com/office/word/2010/wordprocessingDrawing" xmlns:wp="http://schemas.openxmlformats.org/drawingml/2006/wordprocessingDrawing" xmlns:w10="urn:schemas-microsoft-com:office:word" xmlns:w="http://schemas.openxmlformats.org/wordprocessingml/2006/main" xmlns:w14="http://schemas.microsoft.com/office/word/2010/wordml" xmlns:w15="http://schemas.microsoft.com/office/word/2012/wordml" xmlns:w16cex="http://schemas.microsoft.com/office/word/2018/wordml/cex" xmlns:w16cid="http://schemas.microsoft.com/office/word/2016/wordml/cid" xmlns:w16="http://schemas.microsoft.com/office/word/2018/wordml" xmlns:w16sdtdh="http://schemas.microsoft.com/office/word/2020/wordml/sdtdatahash" xmlns:w16se="http://schemas.microsoft.com/office/word/2015/wordml/symex" xmlns:wpg="http://schemas.microsoft.com/office/word/2010/wordprocessingGroup" xmlns:wpi="http://schemas.microsoft.com/office/word/2010/wordprocessingInk" xmlns:wne="http://schemas.microsoft.com/office/word/2006/wordml" xmlns:wps="http://schemas.microsoft.com/office/word/2010/wordprocessingShape" mc:Ignorable="w14 w15 w16se w16cid w16 w16cex w16sdtdh wp14">
   <w:body>
     <w:p>
       <w:r>
@@ -154,7 +154,33 @@
     </w:p>
     <w:p>
       <w:r>
-        <w:t>Desde esta administración siempre priorizamos el diálogo con aquellos propietarios que se encuentran en incumplimiento, procurando regularizar cada situación antes de aplicar el canon de obra. No obstante, cuando no obtenemos respuesta o colaboración, nos encontramos plenamente facultados por el Reglamento de Construcción para imputar, exigir y cobrar dicho canon.</w:t>
+        <w:t>Desde esta administración siempre priorizamos el diálogo con aquellos propietarios que se encuentran en incumplimiento, procurando regularizar cada situación antes de aplicar el canon de obra. No obstante, cuando no obtenemos respuesta o colaboración, nos encontramos plenamente facultados por el Reglamento de Construcción para imputar, exigir y cobrar dicho cano</w:t>
+      </w:r>
+      <w:r>
+        <w:t xml:space="preserve">n. </w:t>
+      </w:r>
+      <w:r>
+        <w:t>Asimismo, recordamos que todo propietario que desee realizar modificaciones en la estructura de su lote, tales como cocheras, cobertizos, piletas, frentes u otras obras similares, deberá, de manera previa al inicio de los trabajos, efectuar la correspondiente consulta al área de Arquitectura.</w:t>
+      </w:r>
+    </w:p>
+    <w:p>
+      <w:r>
+        <w:t>La Srta. Melanie Burgos será la encargada de solicitar la documentación técnica y los planos necesarios, evaluar el proyecto y, cuando corresponda, gestionar la conformidad entre los vecinos afectados.</w:t>
+      </w:r>
+    </w:p>
+    <w:p>
+      <w:r>
+        <w:t xml:space="preserve">Se deja expresamente establecido que </w:t>
+      </w:r>
+      <w:r>
+        <w:rPr>
+          <w:b/>
+          <w:bCs/>
+        </w:rPr>
+        <w:t>no podrá iniciarse ninguna obra sin la autorización y el visto bueno previo de la Srta. Melanie Burgos</w:t>
+      </w:r>
+      <w:r>
+        <w:t>, en cumplimiento de lo dispuesto por el Reglamento de Construcción y las normas aprobadas por la Asamblea.</w:t>
       </w:r>
     </w:p>
     <w:p>
@@ -205,6 +231,7 @@
           <w:b/>
           <w:bCs/>
         </w:rPr>
+        <w:lastRenderedPageBreak/>
         <w:t>Enlace al Drive del mes:</w:t>
       </w:r>
       <w:r>
@@ -260,7 +287,7 @@
 </file>
 
 <file path=word/numbering.xml><?xml version="1.0" encoding="utf-8"?>
-<w:numbering xmlns:wpc="http://schemas.microsoft.com/office/word/2010/wordprocessingCanvas" xmlns:cx="http://schemas.microsoft.com/office/drawing/2014/chartex" xmlns:cx1="http://schemas.microsoft.com/office/drawing/2015/9/8/chartex" xmlns:cx2="http://schemas.microsoft.com/office/drawing/2015/10/21/chartex" xmlns:cx3="http://schemas.microsoft.com/office/drawing/2016/5/9/chartex" xmlns:cx4="http://schemas.microsoft.com/office/drawing/2016/5/10/chartex" xmlns:cx5="http://schemas.microsoft.com/office/drawing/2016/5/11/chartex" xmlns:cx6="http://schemas.microsoft.com/office/drawing/2016/5/12/chartex" xmlns:cx7="http://schemas.microsoft.com/office/drawing/2016/5/13/chartex" xmlns:cx8="http://schemas.microsoft.com/office/drawing/2016/5/14/chartex" xmlns:mc="http://schemas.openxmlformats.org/markup-compatibility/2006" xmlns:aink="http://schemas.microsoft.com/office/drawing/2016/ink" xmlns:am3d="http://schemas.microsoft.com/office/drawing/2017/model3d" xmlns:o="urn:schemas-microsoft-com:office:office" xmlns:oel="http://schemas.microsoft.com/office/2019/extlst" xmlns:r="http://schemas.openxmlformats.org/officeDocument/2006/relationships" xmlns:m="http://schemas.openxmlformats.org/officeDocument/2006/math" xmlns:v="urn:schemas-microsoft-com:vml" xmlns:wp14="http://schemas.microsoft.com/office/word/2010/wordprocessingDrawing" xmlns:wp="http://schemas.openxmlformats.org/drawingml/2006/wordprocessingDrawing" xmlns:w10="urn:schemas-microsoft-com:office:word" xmlns:w="http://schemas.openxmlformats.org/wordprocessingml/2006/main" xmlns:w14="http://schemas.microsoft.com/office/word/2010/wordml" xmlns:w15="http://schemas.microsoft.com/office/word/2012/wordml" xmlns:w16cex="http://schemas.microsoft.com/office/word/2018/wordml/cex" xmlns:w16cid="http://schemas.microsoft.com/office/word/2016/wordml/cid" xmlns:w16="http://schemas.microsoft.com/office/word/2018/wordml" xmlns:w16du="http://schemas.microsoft.com/office/word/2023/wordml/word16du" xmlns:w16sdtdh="http://schemas.microsoft.com/office/word/2020/wordml/sdtdatahash" xmlns:w16sdtfl="http://schemas.microsoft.com/office/word/2024/wordml/sdtformatlock" xmlns:w16se="http://schemas.microsoft.com/office/word/2015/wordml/symex" xmlns:wpg="http://schemas.microsoft.com/office/word/2010/wordprocessingGroup" xmlns:wpi="http://schemas.microsoft.com/office/word/2010/wordprocessingInk" xmlns:wne="http://schemas.microsoft.com/office/word/2006/wordml" xmlns:wps="http://schemas.microsoft.com/office/word/2010/wordprocessingShape" mc:Ignorable="w14 w15 w16se w16cid w16 w16cex w16sdtdh w16sdtfl w16du wp14">
+<w:numbering xmlns:wpc="http://schemas.microsoft.com/office/word/2010/wordprocessingCanvas" xmlns:cx="http://schemas.microsoft.com/office/drawing/2014/chartex" xmlns:cx1="http://schemas.microsoft.com/office/drawing/2015/9/8/chartex" xmlns:cx2="http://schemas.microsoft.com/office/drawing/2015/10/21/chartex" xmlns:cx3="http://schemas.microsoft.com/office/drawing/2016/5/9/chartex" xmlns:cx4="http://schemas.microsoft.com/office/drawing/2016/5/10/chartex" xmlns:cx5="http://schemas.microsoft.com/office/drawing/2016/5/11/chartex" xmlns:cx6="http://schemas.microsoft.com/office/drawing/2016/5/12/chartex" xmlns:cx7="http://schemas.microsoft.com/office/drawing/2016/5/13/chartex" xmlns:cx8="http://schemas.microsoft.com/office/drawing/2016/5/14/chartex" xmlns:mc="http://schemas.openxmlformats.org/markup-compatibility/2006" xmlns:aink="http://schemas.microsoft.com/office/drawing/2016/ink" xmlns:am3d="http://schemas.microsoft.com/office/drawing/2017/model3d" xmlns:o="urn:schemas-microsoft-com:office:office" xmlns:r="http://schemas.openxmlformats.org/officeDocument/2006/relationships" xmlns:m="http://schemas.openxmlformats.org/officeDocument/2006/math" xmlns:v="urn:schemas-microsoft-com:vml" xmlns:wp14="http://schemas.microsoft.com/office/word/2010/wordprocessingDrawing" xmlns:wp="http://schemas.openxmlformats.org/drawingml/2006/wordprocessingDrawing" xmlns:w10="urn:schemas-microsoft-com:office:word" xmlns:w="http://schemas.openxmlformats.org/wordprocessingml/2006/main" xmlns:w14="http://schemas.microsoft.com/office/word/2010/wordml" xmlns:w15="http://schemas.microsoft.com/office/word/2012/wordml" xmlns:w16cex="http://schemas.microsoft.com/office/word/2018/wordml/cex" xmlns:w16cid="http://schemas.microsoft.com/office/word/2016/wordml/cid" xmlns:w16="http://schemas.microsoft.com/office/word/2018/wordml" xmlns:w16sdtdh="http://schemas.microsoft.com/office/word/2020/wordml/sdtdatahash" xmlns:w16se="http://schemas.microsoft.com/office/word/2015/wordml/symex" xmlns:wpg="http://schemas.microsoft.com/office/word/2010/wordprocessingGroup" xmlns:wpi="http://schemas.microsoft.com/office/word/2010/wordprocessingInk" xmlns:wne="http://schemas.microsoft.com/office/word/2006/wordml" xmlns:wps="http://schemas.microsoft.com/office/word/2010/wordprocessingShape" mc:Ignorable="w14 w15 w16se w16cid w16 w16cex w16sdtdh wp14">
   <w:abstractNum w:abstractNumId="0" w15:restartNumberingAfterBreak="0">
     <w:nsid w:val="4C8C64FC"/>
     <w:multiLevelType w:val="multilevel"/>
@@ -410,14 +437,14 @@
       </w:rPr>
     </w:lvl>
   </w:abstractNum>
-  <w:num w:numId="1" w16cid:durableId="1166440717">
+  <w:num w:numId="1">
     <w:abstractNumId w:val="0"/>
   </w:num>
 </w:numbering>
 </file>
 
 <file path=word/styles.xml><?xml version="1.0" encoding="utf-8"?>
-<w:styles xmlns:mc="http://schemas.openxmlformats.org/markup-compatibility/2006" xmlns:r="http://schemas.openxmlformats.org/officeDocument/2006/relationships" xmlns:w="http://schemas.openxmlformats.org/wordprocessingml/2006/main" xmlns:w14="http://schemas.microsoft.com/office/word/2010/wordml" xmlns:w15="http://schemas.microsoft.com/office/word/2012/wordml" xmlns:w16cex="http://schemas.microsoft.com/office/word/2018/wordml/cex" xmlns:w16cid="http://schemas.microsoft.com/office/word/2016/wordml/cid" xmlns:w16="http://schemas.microsoft.com/office/word/2018/wordml" xmlns:w16du="http://schemas.microsoft.com/office/word/2023/wordml/word16du" xmlns:w16sdtdh="http://schemas.microsoft.com/office/word/2020/wordml/sdtdatahash" xmlns:w16sdtfl="http://schemas.microsoft.com/office/word/2024/wordml/sdtformatlock" xmlns:w16se="http://schemas.microsoft.com/office/word/2015/wordml/symex" mc:Ignorable="w14 w15 w16se w16cid w16 w16cex w16sdtdh w16sdtfl w16du">
+<w:styles xmlns:mc="http://schemas.openxmlformats.org/markup-compatibility/2006" xmlns:r="http://schemas.openxmlformats.org/officeDocument/2006/relationships" xmlns:w="http://schemas.openxmlformats.org/wordprocessingml/2006/main" xmlns:w14="http://schemas.microsoft.com/office/word/2010/wordml" xmlns:w15="http://schemas.microsoft.com/office/word/2012/wordml" xmlns:w16cex="http://schemas.microsoft.com/office/word/2018/wordml/cex" xmlns:w16cid="http://schemas.microsoft.com/office/word/2016/wordml/cid" xmlns:w16="http://schemas.microsoft.com/office/word/2018/wordml" xmlns:w16sdtdh="http://schemas.microsoft.com/office/word/2020/wordml/sdtdatahash" xmlns:w16se="http://schemas.microsoft.com/office/word/2015/wordml/symex" mc:Ignorable="w14 w15 w16se w16cid w16 w16cex w16sdtdh">
   <w:docDefaults>
     <w:rPrDefault>
       <w:rPr>
